--- a/MSDS Skill/examples/template_reference_cn_source.docx
+++ b/MSDS Skill/examples/template_reference_cn_source.docx
@@ -1193,6 +1193,22 @@
         <w:gridCol w:w="6276"/>
       </w:tblGrid>
       <w:tr>
+        <w:tblPrEx>
+          <w:tblBorders>
+            <w:top w:val="single" w:color="auto" w:sz="4" w:space="0"/>
+            <w:left w:val="single" w:color="auto" w:sz="4" w:space="0"/>
+            <w:bottom w:val="single" w:color="auto" w:sz="4" w:space="0"/>
+            <w:right w:val="single" w:color="auto" w:sz="4" w:space="0"/>
+            <w:insideH w:val="none" w:color="auto" w:sz="0" w:space="0"/>
+            <w:insideV w:val="none" w:color="auto" w:sz="0" w:space="0"/>
+          </w:tblBorders>
+          <w:tblCellMar>
+            <w:top w:w="0" w:type="dxa"/>
+            <w:left w:w="108" w:type="dxa"/>
+            <w:bottom w:w="0" w:type="dxa"/>
+            <w:right w:w="108" w:type="dxa"/>
+          </w:tblCellMar>
+        </w:tblPrEx>
         <w:trPr>
           <w:cantSplit/>
           <w:tblHeader/>
@@ -3394,7 +3410,7 @@
             <w:tcW w:w="9781" w:type="dxa"/>
             <w:gridSpan w:val="3"/>
             <w:tcBorders>
-              <w:bottom w:val="dotted" w:color="auto" w:sz="4" w:space="0"/>
+              <w:bottom w:val="single" w:color="auto" w:sz="4" w:space="0"/>
             </w:tcBorders>
             <w:shd w:val="clear" w:color="auto" w:fill="D9D9D9"/>
           </w:tcPr>
@@ -3465,7 +3481,7 @@
           <w:tcPr>
             <w:tcW w:w="3519" w:type="dxa"/>
             <w:tcBorders>
-              <w:top w:val="dotted" w:color="auto" w:sz="4" w:space="0"/>
+              <w:top w:val="single" w:color="auto" w:sz="4" w:space="0"/>
               <w:left w:val="single" w:color="auto" w:sz="4" w:space="0"/>
               <w:bottom w:val="dotted" w:color="auto" w:sz="4" w:space="0"/>
               <w:right w:val="dotted" w:color="auto" w:sz="4" w:space="0"/>
@@ -3519,7 +3535,7 @@
             <w:tcW w:w="6262" w:type="dxa"/>
             <w:gridSpan w:val="2"/>
             <w:tcBorders>
-              <w:top w:val="dotted" w:color="auto" w:sz="4" w:space="0"/>
+              <w:top w:val="single" w:color="auto" w:sz="4" w:space="0"/>
               <w:left w:val="dotted" w:color="auto" w:sz="4" w:space="0"/>
               <w:bottom w:val="dotted" w:color="auto" w:sz="4" w:space="0"/>
               <w:right w:val="single" w:color="auto" w:sz="4" w:space="0"/>
@@ -4095,7 +4111,7 @@
             <w:tcBorders>
               <w:top w:val="dotted" w:color="auto" w:sz="4" w:space="0"/>
               <w:left w:val="single" w:color="auto" w:sz="4" w:space="0"/>
-              <w:bottom w:val="dotted" w:color="auto" w:sz="4" w:space="0"/>
+              <w:bottom w:val="single" w:color="auto" w:sz="4" w:space="0"/>
               <w:right w:val="dotted" w:color="auto" w:sz="4" w:space="0"/>
             </w:tcBorders>
             <w:vAlign w:val="center"/>
@@ -4149,7 +4165,7 @@
             <w:tcBorders>
               <w:top w:val="dotted" w:color="auto" w:sz="4" w:space="0"/>
               <w:left w:val="dotted" w:color="auto" w:sz="4" w:space="0"/>
-              <w:bottom w:val="dotted" w:color="auto" w:sz="4" w:space="0"/>
+              <w:bottom w:val="single" w:color="auto" w:sz="4" w:space="0"/>
               <w:right w:val="dotted" w:color="auto" w:sz="4" w:space="0"/>
             </w:tcBorders>
             <w:vAlign w:val="center"/>
@@ -4194,7 +4210,7 @@
             <w:tcBorders>
               <w:top w:val="dotted" w:color="auto" w:sz="4" w:space="0"/>
               <w:left w:val="dotted" w:color="auto" w:sz="4" w:space="0"/>
-              <w:bottom w:val="dotted" w:color="auto" w:sz="4" w:space="0"/>
+              <w:bottom w:val="single" w:color="auto" w:sz="4" w:space="0"/>
               <w:right w:val="single" w:color="auto" w:sz="4" w:space="0"/>
             </w:tcBorders>
             <w:vAlign w:val="center"/>
@@ -5782,6 +5798,12 @@
             <w:insideH w:val="none" w:color="auto" w:sz="0" w:space="0"/>
             <w:insideV w:val="none" w:color="auto" w:sz="0" w:space="0"/>
           </w:tblBorders>
+          <w:tblCellMar>
+            <w:top w:w="0" w:type="dxa"/>
+            <w:left w:w="108" w:type="dxa"/>
+            <w:bottom w:w="0" w:type="dxa"/>
+            <w:right w:w="108" w:type="dxa"/>
+          </w:tblCellMar>
         </w:tblPrEx>
         <w:trPr>
           <w:cantSplit/>
@@ -5852,7 +5874,7 @@
             <w:tcBorders>
               <w:top w:val="single" w:color="auto" w:sz="4" w:space="0"/>
               <w:bottom w:val="dotted" w:color="auto" w:sz="4" w:space="0"/>
-              <w:right w:val="nil"/>
+              <w:right w:val="dotted" w:color="auto" w:sz="4" w:space="0"/>
             </w:tcBorders>
             <w:vAlign w:val="center"/>
           </w:tcPr>
@@ -5919,7 +5941,7 @@
             <w:tcW w:w="6262" w:type="dxa"/>
             <w:tcBorders>
               <w:top w:val="single" w:color="auto" w:sz="4" w:space="0"/>
-              <w:left w:val="nil"/>
+              <w:left w:val="dotted" w:color="auto" w:sz="4" w:space="0"/>
               <w:bottom w:val="dotted" w:color="auto" w:sz="4" w:space="0"/>
             </w:tcBorders>
           </w:tcPr>
@@ -6022,7 +6044,7 @@
             <w:tcBorders>
               <w:top w:val="dotted" w:color="auto" w:sz="4" w:space="0"/>
               <w:bottom w:val="dotted" w:color="auto" w:sz="4" w:space="0"/>
-              <w:right w:val="nil"/>
+              <w:right w:val="dotted" w:color="auto" w:sz="4" w:space="0"/>
             </w:tcBorders>
             <w:vAlign w:val="center"/>
           </w:tcPr>
@@ -6090,7 +6112,7 @@
             <w:tcW w:w="6262" w:type="dxa"/>
             <w:tcBorders>
               <w:top w:val="dotted" w:color="auto" w:sz="4" w:space="0"/>
-              <w:left w:val="nil"/>
+              <w:left w:val="dotted" w:color="auto" w:sz="4" w:space="0"/>
               <w:bottom w:val="dotted" w:color="auto" w:sz="4" w:space="0"/>
             </w:tcBorders>
           </w:tcPr>
@@ -6161,7 +6183,7 @@
             <w:tcBorders>
               <w:top w:val="dotted" w:color="auto" w:sz="4" w:space="0"/>
               <w:bottom w:val="single" w:color="auto" w:sz="4" w:space="0"/>
-              <w:right w:val="nil"/>
+              <w:right w:val="dotted" w:color="auto" w:sz="4" w:space="0"/>
             </w:tcBorders>
             <w:vAlign w:val="center"/>
           </w:tcPr>
@@ -6228,7 +6250,7 @@
             <w:tcW w:w="6262" w:type="dxa"/>
             <w:tcBorders>
               <w:top w:val="dotted" w:color="auto" w:sz="4" w:space="0"/>
-              <w:left w:val="nil"/>
+              <w:left w:val="dotted" w:color="auto" w:sz="4" w:space="0"/>
               <w:bottom w:val="single" w:color="auto" w:sz="4" w:space="0"/>
             </w:tcBorders>
           </w:tcPr>
@@ -12513,6 +12535,12 @@
             <w:insideH w:val="none" w:color="auto" w:sz="0" w:space="0"/>
             <w:insideV w:val="none" w:color="auto" w:sz="0" w:space="0"/>
           </w:tblBorders>
+          <w:tblCellMar>
+            <w:top w:w="0" w:type="dxa"/>
+            <w:left w:w="108" w:type="dxa"/>
+            <w:bottom w:w="0" w:type="dxa"/>
+            <w:right w:w="108" w:type="dxa"/>
+          </w:tblCellMar>
         </w:tblPrEx>
         <w:trPr>
           <w:cantSplit/>
@@ -15270,836 +15298,6 @@
                 <w:szCs w:val="24"/>
               </w:rPr>
               <w:t>喷涂、加热或形成气溶胶时， 应保持良好通风并避免吸入。 误食较大剂量可能造成不适。</w:t>
-            </w:r>
-          </w:p>
-        </w:tc>
-      </w:tr>
-    </w:tbl>
-    <w:p>
-      <w:pPr>
-        <w:spacing w:line="300" w:lineRule="auto"/>
-        <w:ind w:right="480"/>
-        <w:rPr>
-          <w:sz w:val="24"/>
-        </w:rPr>
-      </w:pPr>
-    </w:p>
-    <w:tbl>
-      <w:tblPr>
-        <w:tblStyle w:val="4"/>
-        <w:tblW w:w="9781" w:type="dxa"/>
-        <w:tblInd w:w="108" w:type="dxa"/>
-        <w:tblBorders>
-          <w:top w:val="single" w:color="auto" w:sz="4" w:space="0"/>
-          <w:left w:val="single" w:color="auto" w:sz="4" w:space="0"/>
-          <w:bottom w:val="single" w:color="auto" w:sz="4" w:space="0"/>
-          <w:right w:val="single" w:color="auto" w:sz="4" w:space="0"/>
-          <w:insideH w:val="none" w:color="auto" w:sz="0" w:space="0"/>
-          <w:insideV w:val="none" w:color="auto" w:sz="0" w:space="0"/>
-        </w:tblBorders>
-        <w:tblLayout w:type="fixed"/>
-        <w:tblCellMar>
-          <w:top w:w="0" w:type="dxa"/>
-          <w:left w:w="108" w:type="dxa"/>
-          <w:bottom w:w="0" w:type="dxa"/>
-          <w:right w:w="108" w:type="dxa"/>
-        </w:tblCellMar>
-      </w:tblPr>
-      <w:tblGrid>
-        <w:gridCol w:w="3504"/>
-        <w:gridCol w:w="6277"/>
-      </w:tblGrid>
-      <w:tr>
-        <w:tblPrEx>
-          <w:tblBorders>
-            <w:top w:val="single" w:color="auto" w:sz="4" w:space="0"/>
-            <w:left w:val="single" w:color="auto" w:sz="4" w:space="0"/>
-            <w:bottom w:val="single" w:color="auto" w:sz="4" w:space="0"/>
-            <w:right w:val="single" w:color="auto" w:sz="4" w:space="0"/>
-            <w:insideH w:val="none" w:color="auto" w:sz="0" w:space="0"/>
-            <w:insideV w:val="none" w:color="auto" w:sz="0" w:space="0"/>
-          </w:tblBorders>
-        </w:tblPrEx>
-        <w:trPr>
-          <w:tblHeader/>
-        </w:trPr>
-        <w:tc>
-          <w:tcPr>
-            <w:tcW w:w="9781" w:type="dxa"/>
-            <w:gridSpan w:val="2"/>
-            <w:tcBorders>
-              <w:top w:val="single" w:color="auto" w:sz="4" w:space="0"/>
-              <w:bottom w:val="single" w:color="auto" w:sz="4" w:space="0"/>
-            </w:tcBorders>
-            <w:shd w:val="clear" w:color="auto" w:fill="D9D9D9"/>
-          </w:tcPr>
-          <w:p>
-            <w:pPr>
-              <w:keepNext/>
-              <w:spacing w:line="300" w:lineRule="auto"/>
-              <w:ind w:right="480"/>
-              <w:rPr>
-                <w:b/>
-                <w:sz w:val="24"/>
-              </w:rPr>
-            </w:pPr>
-            <w:r>
-              <w:rPr>
-                <w:b/>
-                <w:sz w:val="24"/>
-              </w:rPr>
-              <w:t>12.</w:t>
-            </w:r>
-            <w:r>
-              <w:rPr>
-                <w:rFonts w:hint="eastAsia" w:hAnsi="Arial"/>
-                <w:b/>
-                <w:sz w:val="24"/>
-              </w:rPr>
-              <w:t>生态信息</w:t>
-            </w:r>
-          </w:p>
-        </w:tc>
-      </w:tr>
-      <w:tr>
-        <w:tblPrEx>
-          <w:tblBorders>
-            <w:top w:val="single" w:color="auto" w:sz="4" w:space="0"/>
-            <w:left w:val="single" w:color="auto" w:sz="4" w:space="0"/>
-            <w:bottom w:val="single" w:color="auto" w:sz="4" w:space="0"/>
-            <w:right w:val="single" w:color="auto" w:sz="4" w:space="0"/>
-            <w:insideH w:val="none" w:color="auto" w:sz="0" w:space="0"/>
-            <w:insideV w:val="none" w:color="auto" w:sz="0" w:space="0"/>
-          </w:tblBorders>
-          <w:tblCellMar>
-            <w:top w:w="0" w:type="dxa"/>
-            <w:left w:w="108" w:type="dxa"/>
-            <w:bottom w:w="0" w:type="dxa"/>
-            <w:right w:w="108" w:type="dxa"/>
-          </w:tblCellMar>
-        </w:tblPrEx>
-        <w:tc>
-          <w:tcPr>
-            <w:tcW w:w="9781" w:type="dxa"/>
-            <w:gridSpan w:val="2"/>
-            <w:tcBorders>
-              <w:top w:val="single" w:color="auto" w:sz="4" w:space="0"/>
-              <w:bottom w:val="dotted" w:color="auto" w:sz="4" w:space="0"/>
-            </w:tcBorders>
-            <w:shd w:val="clear" w:color="auto" w:fill="auto"/>
-            <w:vAlign w:val="center"/>
-          </w:tcPr>
-          <w:p>
-            <w:pPr>
-              <w:keepNext w:val="0"/>
-              <w:keepLines w:val="0"/>
-              <w:pageBreakBefore w:val="0"/>
-              <w:widowControl w:val="0"/>
-              <w:kinsoku/>
-              <w:wordWrap/>
-              <w:overflowPunct/>
-              <w:topLinePunct w:val="0"/>
-              <w:autoSpaceDE/>
-              <w:autoSpaceDN/>
-              <w:bidi w:val="0"/>
-              <w:adjustRightInd/>
-              <w:snapToGrid/>
-              <w:spacing w:line="300" w:lineRule="auto"/>
-              <w:ind w:right="480"/>
-              <w:jc w:val="left"/>
-              <w:textAlignment w:val="auto"/>
-              <w:rPr>
-                <w:b/>
-                <w:sz w:val="24"/>
-                <w:shd w:val="clear" w:color="auto" w:fill="auto"/>
-              </w:rPr>
-            </w:pPr>
-            <w:r>
-              <w:rPr>
-                <w:rFonts w:hint="eastAsia" w:hAnsi="Arial"/>
-                <w:sz w:val="24"/>
-                <w:shd w:val="clear" w:color="auto" w:fill="auto"/>
-              </w:rPr>
-              <w:t>该产品无可用的生态毒理学研究。</w:t>
-            </w:r>
-          </w:p>
-        </w:tc>
-      </w:tr>
-      <w:tr>
-        <w:tblPrEx>
-          <w:tblBorders>
-            <w:top w:val="single" w:color="auto" w:sz="4" w:space="0"/>
-            <w:left w:val="single" w:color="auto" w:sz="4" w:space="0"/>
-            <w:bottom w:val="single" w:color="auto" w:sz="4" w:space="0"/>
-            <w:right w:val="single" w:color="auto" w:sz="4" w:space="0"/>
-            <w:insideH w:val="none" w:color="auto" w:sz="0" w:space="0"/>
-            <w:insideV w:val="none" w:color="auto" w:sz="0" w:space="0"/>
-          </w:tblBorders>
-          <w:tblCellMar>
-            <w:top w:w="0" w:type="dxa"/>
-            <w:left w:w="108" w:type="dxa"/>
-            <w:bottom w:w="0" w:type="dxa"/>
-            <w:right w:w="108" w:type="dxa"/>
-          </w:tblCellMar>
-        </w:tblPrEx>
-        <w:tc>
-          <w:tcPr>
-            <w:tcW w:w="9781" w:type="dxa"/>
-            <w:gridSpan w:val="2"/>
-            <w:tcBorders>
-              <w:top w:val="dotted" w:color="auto" w:sz="4" w:space="0"/>
-              <w:bottom w:val="dotted" w:color="auto" w:sz="4" w:space="0"/>
-            </w:tcBorders>
-            <w:shd w:val="clear" w:color="auto" w:fill="auto"/>
-            <w:vAlign w:val="center"/>
-          </w:tcPr>
-          <w:p>
-            <w:pPr>
-              <w:keepNext w:val="0"/>
-              <w:keepLines w:val="0"/>
-              <w:pageBreakBefore w:val="0"/>
-              <w:widowControl w:val="0"/>
-              <w:kinsoku/>
-              <w:wordWrap/>
-              <w:overflowPunct/>
-              <w:topLinePunct w:val="0"/>
-              <w:autoSpaceDE/>
-              <w:autoSpaceDN/>
-              <w:bidi w:val="0"/>
-              <w:adjustRightInd/>
-              <w:snapToGrid/>
-              <w:spacing w:line="300" w:lineRule="auto"/>
-              <w:ind w:right="480"/>
-              <w:jc w:val="left"/>
-              <w:textAlignment w:val="auto"/>
-              <w:rPr>
-                <w:rFonts w:hint="eastAsia" w:hAnsi="Arial"/>
-                <w:sz w:val="24"/>
-                <w:shd w:val="clear" w:color="auto" w:fill="auto"/>
-              </w:rPr>
-            </w:pPr>
-            <w:r>
-              <w:rPr>
-                <w:rFonts w:ascii="宋体" w:hAnsi="宋体" w:eastAsia="宋体" w:cs="宋体"/>
-                <w:sz w:val="24"/>
-                <w:szCs w:val="24"/>
-              </w:rPr>
-              <w:t>以下为二乙二醇单丁醚 （CAS号：112-34-5）的生态毒理学参考数据：</w:t>
-            </w:r>
-          </w:p>
-        </w:tc>
-      </w:tr>
-      <w:tr>
-        <w:tblPrEx>
-          <w:tblBorders>
-            <w:top w:val="single" w:color="auto" w:sz="4" w:space="0"/>
-            <w:left w:val="single" w:color="auto" w:sz="4" w:space="0"/>
-            <w:bottom w:val="single" w:color="auto" w:sz="4" w:space="0"/>
-            <w:right w:val="single" w:color="auto" w:sz="4" w:space="0"/>
-            <w:insideH w:val="none" w:color="auto" w:sz="0" w:space="0"/>
-            <w:insideV w:val="none" w:color="auto" w:sz="0" w:space="0"/>
-          </w:tblBorders>
-          <w:tblCellMar>
-            <w:top w:w="0" w:type="dxa"/>
-            <w:left w:w="108" w:type="dxa"/>
-            <w:bottom w:w="0" w:type="dxa"/>
-            <w:right w:w="108" w:type="dxa"/>
-          </w:tblCellMar>
-        </w:tblPrEx>
-        <w:trPr>
-          <w:trHeight w:val="272" w:hRule="atLeast"/>
-        </w:trPr>
-        <w:tc>
-          <w:tcPr>
-            <w:tcW w:w="3504" w:type="dxa"/>
-            <w:tcBorders>
-              <w:top w:val="dotted" w:color="auto" w:sz="4" w:space="0"/>
-              <w:bottom w:val="dotted" w:color="auto" w:sz="4" w:space="0"/>
-              <w:right w:val="dotted" w:color="auto" w:sz="4" w:space="0"/>
-            </w:tcBorders>
-            <w:vAlign w:val="center"/>
-          </w:tcPr>
-          <w:p>
-            <w:pPr>
-              <w:keepNext w:val="0"/>
-              <w:keepLines w:val="0"/>
-              <w:pageBreakBefore w:val="0"/>
-              <w:widowControl w:val="0"/>
-              <w:numPr>
-                <w:ilvl w:val="1"/>
-                <w:numId w:val="0"/>
-              </w:numPr>
-              <w:tabs>
-                <w:tab w:val="left" w:pos="601"/>
-              </w:tabs>
-              <w:kinsoku/>
-              <w:wordWrap/>
-              <w:overflowPunct/>
-              <w:topLinePunct w:val="0"/>
-              <w:autoSpaceDE/>
-              <w:autoSpaceDN/>
-              <w:bidi w:val="0"/>
-              <w:adjustRightInd/>
-              <w:snapToGrid/>
-              <w:spacing w:line="300" w:lineRule="auto"/>
-              <w:ind w:left="597" w:leftChars="0" w:hanging="597" w:hangingChars="283"/>
-              <w:jc w:val="left"/>
-              <w:textAlignment w:val="auto"/>
-              <w:rPr>
-                <w:rFonts w:hint="default" w:eastAsia="宋体"/>
-                <w:sz w:val="24"/>
-                <w:lang w:val="en-US" w:eastAsia="zh-CN"/>
-              </w:rPr>
-            </w:pPr>
-            <w:r>
-              <w:rPr>
-                <w:rFonts w:hint="default" w:ascii="Times New Roman" w:hAnsi="Times New Roman" w:eastAsia="宋体" w:cs="Times New Roman"/>
-                <w:b/>
-                <w:kern w:val="2"/>
-                <w:sz w:val="21"/>
-                <w:szCs w:val="21"/>
-                <w:lang w:val="en-US" w:eastAsia="zh-CN" w:bidi="ar-SA"/>
-              </w:rPr>
-              <w:t>12.</w:t>
-            </w:r>
-            <w:r>
-              <w:rPr>
-                <w:rFonts w:hint="eastAsia" w:cs="Times New Roman"/>
-                <w:b/>
-                <w:kern w:val="2"/>
-                <w:sz w:val="21"/>
-                <w:szCs w:val="21"/>
-                <w:lang w:val="en-US" w:eastAsia="zh-CN" w:bidi="ar-SA"/>
-              </w:rPr>
-              <w:t xml:space="preserve">1  </w:t>
-            </w:r>
-            <w:r>
-              <w:rPr>
-                <w:rFonts w:hint="eastAsia" w:hAnsi="Arial"/>
-                <w:b/>
-                <w:sz w:val="24"/>
-              </w:rPr>
-              <w:t>生态毒性：</w:t>
-            </w:r>
-          </w:p>
-        </w:tc>
-        <w:tc>
-          <w:tcPr>
-            <w:tcW w:w="6277" w:type="dxa"/>
-            <w:tcBorders>
-              <w:top w:val="dotted" w:color="auto" w:sz="4" w:space="0"/>
-              <w:left w:val="dotted" w:color="auto" w:sz="4" w:space="0"/>
-              <w:bottom w:val="dotted" w:color="auto" w:sz="4" w:space="0"/>
-            </w:tcBorders>
-            <w:vAlign w:val="center"/>
-          </w:tcPr>
-          <w:p>
-            <w:pPr>
-              <w:keepNext w:val="0"/>
-              <w:keepLines w:val="0"/>
-              <w:pageBreakBefore w:val="0"/>
-              <w:widowControl w:val="0"/>
-              <w:numPr>
-                <w:ilvl w:val="0"/>
-                <w:numId w:val="0"/>
-              </w:numPr>
-              <w:tabs>
-                <w:tab w:val="left" w:pos="601"/>
-              </w:tabs>
-              <w:kinsoku/>
-              <w:wordWrap/>
-              <w:overflowPunct/>
-              <w:topLinePunct w:val="0"/>
-              <w:autoSpaceDE/>
-              <w:autoSpaceDN/>
-              <w:bidi w:val="0"/>
-              <w:adjustRightInd/>
-              <w:snapToGrid/>
-              <w:spacing w:line="300" w:lineRule="auto"/>
-              <w:jc w:val="left"/>
-              <w:textAlignment w:val="auto"/>
-              <w:rPr>
-                <w:rFonts w:hint="eastAsia"/>
-                <w:b w:val="0"/>
-                <w:bCs/>
-                <w:sz w:val="24"/>
-                <w:shd w:val="clear" w:color="auto" w:fill="auto"/>
-                <w:lang w:val="en-US" w:eastAsia="zh-CN"/>
-              </w:rPr>
-            </w:pPr>
-            <w:r>
-              <w:rPr>
-                <w:rFonts w:hint="eastAsia"/>
-                <w:b w:val="0"/>
-                <w:bCs/>
-                <w:sz w:val="24"/>
-                <w:shd w:val="clear" w:color="auto" w:fill="auto"/>
-                <w:lang w:val="en-US" w:eastAsia="zh-CN"/>
-              </w:rPr>
-              <w:t>对鱼类的毒性：</w:t>
-            </w:r>
-          </w:p>
-          <w:p>
-            <w:pPr>
-              <w:keepNext w:val="0"/>
-              <w:keepLines w:val="0"/>
-              <w:pageBreakBefore w:val="0"/>
-              <w:widowControl w:val="0"/>
-              <w:numPr>
-                <w:ilvl w:val="0"/>
-                <w:numId w:val="0"/>
-              </w:numPr>
-              <w:tabs>
-                <w:tab w:val="left" w:pos="601"/>
-              </w:tabs>
-              <w:kinsoku/>
-              <w:wordWrap/>
-              <w:overflowPunct/>
-              <w:topLinePunct w:val="0"/>
-              <w:autoSpaceDE/>
-              <w:autoSpaceDN/>
-              <w:bidi w:val="0"/>
-              <w:adjustRightInd/>
-              <w:snapToGrid/>
-              <w:spacing w:line="300" w:lineRule="auto"/>
-              <w:jc w:val="left"/>
-              <w:textAlignment w:val="auto"/>
-              <w:rPr>
-                <w:rFonts w:ascii="宋体" w:hAnsi="宋体" w:eastAsia="宋体" w:cs="宋体"/>
-                <w:sz w:val="24"/>
-                <w:szCs w:val="24"/>
-              </w:rPr>
-            </w:pPr>
-            <w:r>
-              <w:rPr>
-                <w:rFonts w:ascii="宋体" w:hAnsi="宋体" w:eastAsia="宋体" w:cs="宋体"/>
-                <w:sz w:val="24"/>
-                <w:szCs w:val="24"/>
-              </w:rPr>
-              <w:t>半数致死浓度（LC50）/96 h/ 蓝鳃太阳鱼：1,300 mg/L</w:t>
-            </w:r>
-          </w:p>
-          <w:p>
-            <w:pPr>
-              <w:keepNext w:val="0"/>
-              <w:keepLines w:val="0"/>
-              <w:pageBreakBefore w:val="0"/>
-              <w:widowControl w:val="0"/>
-              <w:numPr>
-                <w:ilvl w:val="0"/>
-                <w:numId w:val="0"/>
-              </w:numPr>
-              <w:tabs>
-                <w:tab w:val="left" w:pos="601"/>
-              </w:tabs>
-              <w:kinsoku/>
-              <w:wordWrap/>
-              <w:overflowPunct/>
-              <w:topLinePunct w:val="0"/>
-              <w:autoSpaceDE/>
-              <w:autoSpaceDN/>
-              <w:bidi w:val="0"/>
-              <w:adjustRightInd/>
-              <w:snapToGrid/>
-              <w:spacing w:line="300" w:lineRule="auto"/>
-              <w:jc w:val="left"/>
-              <w:textAlignment w:val="auto"/>
-              <w:rPr>
-                <w:rFonts w:hint="eastAsia"/>
-                <w:b w:val="0"/>
-                <w:bCs/>
-                <w:sz w:val="24"/>
-                <w:shd w:val="clear" w:color="auto" w:fill="auto"/>
-                <w:lang w:val="en-US" w:eastAsia="zh-CN"/>
-              </w:rPr>
-            </w:pPr>
-            <w:r>
-              <w:rPr>
-                <w:rFonts w:hint="eastAsia"/>
-                <w:b w:val="0"/>
-                <w:bCs/>
-                <w:sz w:val="24"/>
-                <w:shd w:val="clear" w:color="auto" w:fill="auto"/>
-                <w:lang w:val="en-US" w:eastAsia="zh-CN"/>
-              </w:rPr>
-              <w:t>其他：</w:t>
-            </w:r>
-          </w:p>
-          <w:p>
-            <w:pPr>
-              <w:keepNext w:val="0"/>
-              <w:keepLines w:val="0"/>
-              <w:pageBreakBefore w:val="0"/>
-              <w:widowControl w:val="0"/>
-              <w:numPr>
-                <w:ilvl w:val="0"/>
-                <w:numId w:val="0"/>
-              </w:numPr>
-              <w:tabs>
-                <w:tab w:val="left" w:pos="601"/>
-              </w:tabs>
-              <w:kinsoku/>
-              <w:wordWrap/>
-              <w:overflowPunct/>
-              <w:topLinePunct w:val="0"/>
-              <w:autoSpaceDE/>
-              <w:autoSpaceDN/>
-              <w:bidi w:val="0"/>
-              <w:adjustRightInd/>
-              <w:snapToGrid/>
-              <w:spacing w:line="300" w:lineRule="auto"/>
-              <w:jc w:val="left"/>
-              <w:textAlignment w:val="auto"/>
-              <w:rPr>
-                <w:rFonts w:hint="default" w:ascii="宋体" w:hAnsi="宋体" w:eastAsia="宋体" w:cs="宋体"/>
-                <w:sz w:val="24"/>
-                <w:szCs w:val="24"/>
-                <w:lang w:val="en-US" w:eastAsia="zh-CN"/>
-              </w:rPr>
-            </w:pPr>
-            <w:r>
-              <w:rPr>
-                <w:rFonts w:ascii="宋体" w:hAnsi="宋体" w:eastAsia="宋体" w:cs="宋体"/>
-                <w:sz w:val="24"/>
-                <w:szCs w:val="24"/>
-              </w:rPr>
-              <w:t>生物量半数有效浓度（EbC50）/96 h/ 绿藻：＞100 mg/L。 半数有效浓度（EC50）/48 h/ 大型溞：＞100 mg/L</w:t>
-            </w:r>
-          </w:p>
-        </w:tc>
-      </w:tr>
-      <w:tr>
-        <w:tblPrEx>
-          <w:tblBorders>
-            <w:top w:val="single" w:color="auto" w:sz="4" w:space="0"/>
-            <w:left w:val="single" w:color="auto" w:sz="4" w:space="0"/>
-            <w:bottom w:val="single" w:color="auto" w:sz="4" w:space="0"/>
-            <w:right w:val="single" w:color="auto" w:sz="4" w:space="0"/>
-            <w:insideH w:val="none" w:color="auto" w:sz="0" w:space="0"/>
-            <w:insideV w:val="none" w:color="auto" w:sz="0" w:space="0"/>
-          </w:tblBorders>
-          <w:tblCellMar>
-            <w:top w:w="0" w:type="dxa"/>
-            <w:left w:w="108" w:type="dxa"/>
-            <w:bottom w:w="0" w:type="dxa"/>
-            <w:right w:w="108" w:type="dxa"/>
-          </w:tblCellMar>
-        </w:tblPrEx>
-        <w:trPr>
-          <w:trHeight w:val="272" w:hRule="atLeast"/>
-        </w:trPr>
-        <w:tc>
-          <w:tcPr>
-            <w:tcW w:w="3504" w:type="dxa"/>
-            <w:tcBorders>
-              <w:top w:val="dotted" w:color="auto" w:sz="4" w:space="0"/>
-              <w:bottom w:val="dotted" w:color="auto" w:sz="4" w:space="0"/>
-              <w:right w:val="dotted" w:color="auto" w:sz="4" w:space="0"/>
-            </w:tcBorders>
-            <w:vAlign w:val="center"/>
-          </w:tcPr>
-          <w:p>
-            <w:pPr>
-              <w:keepNext w:val="0"/>
-              <w:keepLines w:val="0"/>
-              <w:pageBreakBefore w:val="0"/>
-              <w:widowControl w:val="0"/>
-              <w:numPr>
-                <w:ilvl w:val="1"/>
-                <w:numId w:val="0"/>
-              </w:numPr>
-              <w:tabs>
-                <w:tab w:val="left" w:pos="601"/>
-              </w:tabs>
-              <w:kinsoku/>
-              <w:wordWrap/>
-              <w:overflowPunct/>
-              <w:topLinePunct w:val="0"/>
-              <w:autoSpaceDE/>
-              <w:autoSpaceDN/>
-              <w:bidi w:val="0"/>
-              <w:adjustRightInd/>
-              <w:snapToGrid/>
-              <w:spacing w:line="300" w:lineRule="auto"/>
-              <w:ind w:left="597" w:leftChars="0" w:hanging="597" w:hangingChars="283"/>
-              <w:jc w:val="left"/>
-              <w:textAlignment w:val="auto"/>
-              <w:rPr>
-                <w:b/>
-                <w:sz w:val="24"/>
-              </w:rPr>
-            </w:pPr>
-            <w:r>
-              <w:rPr>
-                <w:rFonts w:hint="default" w:ascii="Times New Roman" w:hAnsi="Times New Roman" w:eastAsia="宋体" w:cs="Times New Roman"/>
-                <w:b/>
-                <w:kern w:val="2"/>
-                <w:sz w:val="21"/>
-                <w:szCs w:val="21"/>
-                <w:lang w:val="en-US" w:eastAsia="zh-CN" w:bidi="ar-SA"/>
-              </w:rPr>
-              <w:t>12.2</w:t>
-            </w:r>
-            <w:r>
-              <w:rPr>
-                <w:rFonts w:hint="eastAsia" w:cs="Times New Roman"/>
-                <w:b/>
-                <w:kern w:val="2"/>
-                <w:sz w:val="24"/>
-                <w:szCs w:val="24"/>
-                <w:lang w:val="en-US" w:eastAsia="zh-CN" w:bidi="ar-SA"/>
-              </w:rPr>
-              <w:t xml:space="preserve">  </w:t>
-            </w:r>
-            <w:r>
-              <w:rPr>
-                <w:rFonts w:hint="eastAsia" w:hAnsi="Arial"/>
-                <w:b/>
-                <w:sz w:val="24"/>
-              </w:rPr>
-              <w:t>持久性和降解性：</w:t>
-            </w:r>
-          </w:p>
-        </w:tc>
-        <w:tc>
-          <w:tcPr>
-            <w:tcW w:w="6277" w:type="dxa"/>
-            <w:tcBorders>
-              <w:top w:val="dotted" w:color="auto" w:sz="4" w:space="0"/>
-              <w:left w:val="dotted" w:color="auto" w:sz="4" w:space="0"/>
-              <w:bottom w:val="dotted" w:color="auto" w:sz="4" w:space="0"/>
-            </w:tcBorders>
-            <w:vAlign w:val="center"/>
-          </w:tcPr>
-          <w:p>
-            <w:pPr>
-              <w:keepNext w:val="0"/>
-              <w:keepLines w:val="0"/>
-              <w:pageBreakBefore w:val="0"/>
-              <w:widowControl w:val="0"/>
-              <w:kinsoku/>
-              <w:wordWrap/>
-              <w:overflowPunct/>
-              <w:topLinePunct w:val="0"/>
-              <w:autoSpaceDE/>
-              <w:autoSpaceDN/>
-              <w:bidi w:val="0"/>
-              <w:adjustRightInd/>
-              <w:snapToGrid/>
-              <w:spacing w:line="300" w:lineRule="auto"/>
-              <w:ind w:left="1"/>
-              <w:jc w:val="left"/>
-              <w:textAlignment w:val="auto"/>
-              <w:rPr>
-                <w:rFonts w:ascii="宋体" w:hAnsi="宋体" w:eastAsia="宋体" w:cs="宋体"/>
-                <w:sz w:val="24"/>
-                <w:szCs w:val="24"/>
-              </w:rPr>
-            </w:pPr>
-            <w:r>
-              <w:rPr>
-                <w:rFonts w:ascii="宋体" w:hAnsi="宋体" w:eastAsia="宋体" w:cs="宋体"/>
-                <w:sz w:val="24"/>
-                <w:szCs w:val="24"/>
-              </w:rPr>
-              <w:t>生物降解率：89%—93%，28 d</w:t>
-            </w:r>
-          </w:p>
-          <w:p>
-            <w:pPr>
-              <w:keepNext w:val="0"/>
-              <w:keepLines w:val="0"/>
-              <w:pageBreakBefore w:val="0"/>
-              <w:widowControl w:val="0"/>
-              <w:kinsoku/>
-              <w:wordWrap/>
-              <w:overflowPunct/>
-              <w:topLinePunct w:val="0"/>
-              <w:autoSpaceDE/>
-              <w:autoSpaceDN/>
-              <w:bidi w:val="0"/>
-              <w:adjustRightInd/>
-              <w:snapToGrid/>
-              <w:spacing w:line="300" w:lineRule="auto"/>
-              <w:ind w:left="1"/>
-              <w:jc w:val="left"/>
-              <w:textAlignment w:val="auto"/>
-              <w:rPr>
-                <w:rFonts w:hint="eastAsia" w:ascii="宋体" w:hAnsi="宋体" w:eastAsia="宋体" w:cs="宋体"/>
-                <w:sz w:val="24"/>
-                <w:szCs w:val="24"/>
-                <w:lang w:val="en-US" w:eastAsia="zh-CN"/>
-              </w:rPr>
-            </w:pPr>
-            <w:r>
-              <w:rPr>
-                <w:rFonts w:ascii="宋体" w:hAnsi="宋体" w:eastAsia="宋体" w:cs="宋体"/>
-                <w:sz w:val="24"/>
-                <w:szCs w:val="24"/>
-              </w:rPr>
-              <w:t>试验方法：OECD 301C或等效方法</w:t>
-            </w:r>
-            <w:r>
-              <w:rPr>
-                <w:rFonts w:hint="eastAsia" w:ascii="宋体" w:hAnsi="宋体" w:cs="宋体"/>
-                <w:sz w:val="24"/>
-                <w:szCs w:val="24"/>
-                <w:lang w:eastAsia="zh-CN"/>
-              </w:rPr>
-              <w:t>。</w:t>
-            </w:r>
-          </w:p>
-        </w:tc>
-      </w:tr>
-      <w:tr>
-        <w:tblPrEx>
-          <w:tblBorders>
-            <w:top w:val="single" w:color="auto" w:sz="4" w:space="0"/>
-            <w:left w:val="single" w:color="auto" w:sz="4" w:space="0"/>
-            <w:bottom w:val="single" w:color="auto" w:sz="4" w:space="0"/>
-            <w:right w:val="single" w:color="auto" w:sz="4" w:space="0"/>
-            <w:insideH w:val="none" w:color="auto" w:sz="0" w:space="0"/>
-            <w:insideV w:val="none" w:color="auto" w:sz="0" w:space="0"/>
-          </w:tblBorders>
-          <w:tblCellMar>
-            <w:top w:w="0" w:type="dxa"/>
-            <w:left w:w="108" w:type="dxa"/>
-            <w:bottom w:w="0" w:type="dxa"/>
-            <w:right w:w="108" w:type="dxa"/>
-          </w:tblCellMar>
-        </w:tblPrEx>
-        <w:trPr>
-          <w:trHeight w:val="272" w:hRule="atLeast"/>
-        </w:trPr>
-        <w:tc>
-          <w:tcPr>
-            <w:tcW w:w="3504" w:type="dxa"/>
-            <w:tcBorders>
-              <w:top w:val="dotted" w:color="auto" w:sz="4" w:space="0"/>
-              <w:bottom w:val="single" w:color="auto" w:sz="4" w:space="0"/>
-              <w:right w:val="dotted" w:color="auto" w:sz="4" w:space="0"/>
-            </w:tcBorders>
-            <w:vAlign w:val="center"/>
-          </w:tcPr>
-          <w:p>
-            <w:pPr>
-              <w:keepNext w:val="0"/>
-              <w:keepLines w:val="0"/>
-              <w:pageBreakBefore w:val="0"/>
-              <w:widowControl w:val="0"/>
-              <w:numPr>
-                <w:ilvl w:val="1"/>
-                <w:numId w:val="0"/>
-              </w:numPr>
-              <w:tabs>
-                <w:tab w:val="left" w:pos="601"/>
-              </w:tabs>
-              <w:kinsoku/>
-              <w:wordWrap/>
-              <w:overflowPunct/>
-              <w:topLinePunct w:val="0"/>
-              <w:autoSpaceDE/>
-              <w:autoSpaceDN/>
-              <w:bidi w:val="0"/>
-              <w:adjustRightInd/>
-              <w:snapToGrid/>
-              <w:spacing w:line="300" w:lineRule="auto"/>
-              <w:ind w:left="597" w:leftChars="0" w:hanging="597" w:hangingChars="283"/>
-              <w:jc w:val="left"/>
-              <w:textAlignment w:val="auto"/>
-              <w:rPr>
-                <w:b/>
-                <w:sz w:val="24"/>
-              </w:rPr>
-            </w:pPr>
-            <w:r>
-              <w:rPr>
-                <w:rFonts w:hint="default" w:ascii="Times New Roman" w:hAnsi="Times New Roman" w:eastAsia="宋体" w:cs="Times New Roman"/>
-                <w:b/>
-                <w:kern w:val="2"/>
-                <w:sz w:val="21"/>
-                <w:szCs w:val="21"/>
-                <w:lang w:val="en-US" w:eastAsia="zh-CN" w:bidi="ar-SA"/>
-              </w:rPr>
-              <w:t>12.3</w:t>
-            </w:r>
-            <w:r>
-              <w:rPr>
-                <w:rFonts w:hint="eastAsia" w:cs="Times New Roman"/>
-                <w:b/>
-                <w:kern w:val="2"/>
-                <w:sz w:val="21"/>
-                <w:szCs w:val="21"/>
-                <w:lang w:val="en-US" w:eastAsia="zh-CN" w:bidi="ar-SA"/>
-              </w:rPr>
-              <w:t xml:space="preserve">  </w:t>
-            </w:r>
-            <w:r>
-              <w:rPr>
-                <w:rFonts w:hint="eastAsia" w:hAnsi="Arial"/>
-                <w:b/>
-                <w:sz w:val="24"/>
-              </w:rPr>
-              <w:t>其他</w:t>
-            </w:r>
-            <w:r>
-              <w:rPr>
-                <w:rFonts w:hint="eastAsia" w:hAnsi="Arial"/>
-                <w:b/>
-                <w:sz w:val="24"/>
-                <w:lang w:val="en-US" w:eastAsia="zh-CN"/>
-              </w:rPr>
-              <w:t>不利的影响</w:t>
-            </w:r>
-            <w:r>
-              <w:rPr>
-                <w:rFonts w:hint="eastAsia" w:hAnsi="Arial"/>
-                <w:b/>
-                <w:sz w:val="24"/>
-              </w:rPr>
-              <w:t>：</w:t>
-            </w:r>
-          </w:p>
-        </w:tc>
-        <w:tc>
-          <w:tcPr>
-            <w:tcW w:w="6277" w:type="dxa"/>
-            <w:tcBorders>
-              <w:top w:val="dotted" w:color="auto" w:sz="4" w:space="0"/>
-              <w:left w:val="dotted" w:color="auto" w:sz="4" w:space="0"/>
-              <w:bottom w:val="single" w:color="auto" w:sz="4" w:space="0"/>
-            </w:tcBorders>
-          </w:tcPr>
-          <w:p>
-            <w:pPr>
-              <w:keepNext w:val="0"/>
-              <w:keepLines w:val="0"/>
-              <w:pageBreakBefore w:val="0"/>
-              <w:widowControl w:val="0"/>
-              <w:kinsoku/>
-              <w:wordWrap/>
-              <w:overflowPunct/>
-              <w:topLinePunct w:val="0"/>
-              <w:autoSpaceDE/>
-              <w:autoSpaceDN/>
-              <w:bidi w:val="0"/>
-              <w:adjustRightInd/>
-              <w:snapToGrid/>
-              <w:spacing w:line="300" w:lineRule="auto"/>
-              <w:ind w:left="1"/>
-              <w:jc w:val="left"/>
-              <w:textAlignment w:val="auto"/>
-              <w:rPr>
-                <w:sz w:val="24"/>
-              </w:rPr>
-            </w:pPr>
-            <w:r>
-              <w:rPr>
-                <w:rFonts w:hint="eastAsia" w:hAnsi="Arial"/>
-                <w:sz w:val="24"/>
-                <w:lang w:val="en-US" w:eastAsia="zh-CN"/>
-              </w:rPr>
-              <w:t>无数据资料。</w:t>
             </w:r>
           </w:p>
         </w:tc>
@@ -16184,6 +15382,836 @@
                 <w:b/>
                 <w:sz w:val="24"/>
               </w:rPr>
+              <w:t>12.</w:t>
+            </w:r>
+            <w:r>
+              <w:rPr>
+                <w:rFonts w:hint="eastAsia" w:hAnsi="Arial"/>
+                <w:b/>
+                <w:sz w:val="24"/>
+              </w:rPr>
+              <w:t>生态信息</w:t>
+            </w:r>
+          </w:p>
+        </w:tc>
+      </w:tr>
+      <w:tr>
+        <w:tblPrEx>
+          <w:tblBorders>
+            <w:top w:val="single" w:color="auto" w:sz="4" w:space="0"/>
+            <w:left w:val="single" w:color="auto" w:sz="4" w:space="0"/>
+            <w:bottom w:val="single" w:color="auto" w:sz="4" w:space="0"/>
+            <w:right w:val="single" w:color="auto" w:sz="4" w:space="0"/>
+            <w:insideH w:val="none" w:color="auto" w:sz="0" w:space="0"/>
+            <w:insideV w:val="none" w:color="auto" w:sz="0" w:space="0"/>
+          </w:tblBorders>
+          <w:tblCellMar>
+            <w:top w:w="0" w:type="dxa"/>
+            <w:left w:w="108" w:type="dxa"/>
+            <w:bottom w:w="0" w:type="dxa"/>
+            <w:right w:w="108" w:type="dxa"/>
+          </w:tblCellMar>
+        </w:tblPrEx>
+        <w:tc>
+          <w:tcPr>
+            <w:tcW w:w="9781" w:type="dxa"/>
+            <w:gridSpan w:val="2"/>
+            <w:tcBorders>
+              <w:top w:val="single" w:color="auto" w:sz="4" w:space="0"/>
+              <w:bottom w:val="dotted" w:color="auto" w:sz="4" w:space="0"/>
+            </w:tcBorders>
+            <w:shd w:val="clear" w:color="auto" w:fill="auto"/>
+            <w:vAlign w:val="center"/>
+          </w:tcPr>
+          <w:p>
+            <w:pPr>
+              <w:keepNext w:val="0"/>
+              <w:keepLines w:val="0"/>
+              <w:pageBreakBefore w:val="0"/>
+              <w:widowControl w:val="0"/>
+              <w:kinsoku/>
+              <w:wordWrap/>
+              <w:overflowPunct/>
+              <w:topLinePunct w:val="0"/>
+              <w:autoSpaceDE/>
+              <w:autoSpaceDN/>
+              <w:bidi w:val="0"/>
+              <w:adjustRightInd/>
+              <w:snapToGrid/>
+              <w:spacing w:line="300" w:lineRule="auto"/>
+              <w:ind w:right="480"/>
+              <w:jc w:val="left"/>
+              <w:textAlignment w:val="auto"/>
+              <w:rPr>
+                <w:b/>
+                <w:sz w:val="24"/>
+                <w:shd w:val="clear" w:color="auto" w:fill="auto"/>
+              </w:rPr>
+            </w:pPr>
+            <w:r>
+              <w:rPr>
+                <w:rFonts w:hint="eastAsia" w:hAnsi="Arial"/>
+                <w:sz w:val="24"/>
+                <w:shd w:val="clear" w:color="auto" w:fill="auto"/>
+              </w:rPr>
+              <w:t>该产品无可用的生态毒理学研究。</w:t>
+            </w:r>
+          </w:p>
+        </w:tc>
+      </w:tr>
+      <w:tr>
+        <w:tblPrEx>
+          <w:tblBorders>
+            <w:top w:val="single" w:color="auto" w:sz="4" w:space="0"/>
+            <w:left w:val="single" w:color="auto" w:sz="4" w:space="0"/>
+            <w:bottom w:val="single" w:color="auto" w:sz="4" w:space="0"/>
+            <w:right w:val="single" w:color="auto" w:sz="4" w:space="0"/>
+            <w:insideH w:val="none" w:color="auto" w:sz="0" w:space="0"/>
+            <w:insideV w:val="none" w:color="auto" w:sz="0" w:space="0"/>
+          </w:tblBorders>
+          <w:tblCellMar>
+            <w:top w:w="0" w:type="dxa"/>
+            <w:left w:w="108" w:type="dxa"/>
+            <w:bottom w:w="0" w:type="dxa"/>
+            <w:right w:w="108" w:type="dxa"/>
+          </w:tblCellMar>
+        </w:tblPrEx>
+        <w:tc>
+          <w:tcPr>
+            <w:tcW w:w="9781" w:type="dxa"/>
+            <w:gridSpan w:val="2"/>
+            <w:tcBorders>
+              <w:top w:val="dotted" w:color="auto" w:sz="4" w:space="0"/>
+              <w:bottom w:val="dotted" w:color="auto" w:sz="4" w:space="0"/>
+            </w:tcBorders>
+            <w:shd w:val="clear" w:color="auto" w:fill="auto"/>
+            <w:vAlign w:val="center"/>
+          </w:tcPr>
+          <w:p>
+            <w:pPr>
+              <w:keepNext w:val="0"/>
+              <w:keepLines w:val="0"/>
+              <w:pageBreakBefore w:val="0"/>
+              <w:widowControl w:val="0"/>
+              <w:kinsoku/>
+              <w:wordWrap/>
+              <w:overflowPunct/>
+              <w:topLinePunct w:val="0"/>
+              <w:autoSpaceDE/>
+              <w:autoSpaceDN/>
+              <w:bidi w:val="0"/>
+              <w:adjustRightInd/>
+              <w:snapToGrid/>
+              <w:spacing w:line="300" w:lineRule="auto"/>
+              <w:ind w:right="480"/>
+              <w:jc w:val="left"/>
+              <w:textAlignment w:val="auto"/>
+              <w:rPr>
+                <w:rFonts w:hint="eastAsia" w:hAnsi="Arial"/>
+                <w:sz w:val="24"/>
+                <w:shd w:val="clear" w:color="auto" w:fill="auto"/>
+              </w:rPr>
+            </w:pPr>
+            <w:r>
+              <w:rPr>
+                <w:rFonts w:ascii="宋体" w:hAnsi="宋体" w:eastAsia="宋体" w:cs="宋体"/>
+                <w:sz w:val="24"/>
+                <w:szCs w:val="24"/>
+              </w:rPr>
+              <w:t>以下为二乙二醇单丁醚 （CAS号：112-34-5）的生态毒理学参考数据：</w:t>
+            </w:r>
+          </w:p>
+        </w:tc>
+      </w:tr>
+      <w:tr>
+        <w:tblPrEx>
+          <w:tblBorders>
+            <w:top w:val="single" w:color="auto" w:sz="4" w:space="0"/>
+            <w:left w:val="single" w:color="auto" w:sz="4" w:space="0"/>
+            <w:bottom w:val="single" w:color="auto" w:sz="4" w:space="0"/>
+            <w:right w:val="single" w:color="auto" w:sz="4" w:space="0"/>
+            <w:insideH w:val="none" w:color="auto" w:sz="0" w:space="0"/>
+            <w:insideV w:val="none" w:color="auto" w:sz="0" w:space="0"/>
+          </w:tblBorders>
+          <w:tblCellMar>
+            <w:top w:w="0" w:type="dxa"/>
+            <w:left w:w="108" w:type="dxa"/>
+            <w:bottom w:w="0" w:type="dxa"/>
+            <w:right w:w="108" w:type="dxa"/>
+          </w:tblCellMar>
+        </w:tblPrEx>
+        <w:trPr>
+          <w:trHeight w:val="272" w:hRule="atLeast"/>
+        </w:trPr>
+        <w:tc>
+          <w:tcPr>
+            <w:tcW w:w="3504" w:type="dxa"/>
+            <w:tcBorders>
+              <w:top w:val="dotted" w:color="auto" w:sz="4" w:space="0"/>
+              <w:bottom w:val="dotted" w:color="auto" w:sz="4" w:space="0"/>
+              <w:right w:val="dotted" w:color="auto" w:sz="4" w:space="0"/>
+            </w:tcBorders>
+            <w:vAlign w:val="center"/>
+          </w:tcPr>
+          <w:p>
+            <w:pPr>
+              <w:keepNext w:val="0"/>
+              <w:keepLines w:val="0"/>
+              <w:pageBreakBefore w:val="0"/>
+              <w:widowControl w:val="0"/>
+              <w:numPr>
+                <w:ilvl w:val="1"/>
+                <w:numId w:val="0"/>
+              </w:numPr>
+              <w:tabs>
+                <w:tab w:val="left" w:pos="601"/>
+              </w:tabs>
+              <w:kinsoku/>
+              <w:wordWrap/>
+              <w:overflowPunct/>
+              <w:topLinePunct w:val="0"/>
+              <w:autoSpaceDE/>
+              <w:autoSpaceDN/>
+              <w:bidi w:val="0"/>
+              <w:adjustRightInd/>
+              <w:snapToGrid/>
+              <w:spacing w:line="300" w:lineRule="auto"/>
+              <w:ind w:left="597" w:leftChars="0" w:hanging="597" w:hangingChars="283"/>
+              <w:jc w:val="left"/>
+              <w:textAlignment w:val="auto"/>
+              <w:rPr>
+                <w:rFonts w:hint="default" w:eastAsia="宋体"/>
+                <w:sz w:val="24"/>
+                <w:lang w:val="en-US" w:eastAsia="zh-CN"/>
+              </w:rPr>
+            </w:pPr>
+            <w:r>
+              <w:rPr>
+                <w:rFonts w:hint="default" w:ascii="Times New Roman" w:hAnsi="Times New Roman" w:eastAsia="宋体" w:cs="Times New Roman"/>
+                <w:b/>
+                <w:kern w:val="2"/>
+                <w:sz w:val="21"/>
+                <w:szCs w:val="21"/>
+                <w:lang w:val="en-US" w:eastAsia="zh-CN" w:bidi="ar-SA"/>
+              </w:rPr>
+              <w:t>12.</w:t>
+            </w:r>
+            <w:r>
+              <w:rPr>
+                <w:rFonts w:hint="eastAsia" w:cs="Times New Roman"/>
+                <w:b/>
+                <w:kern w:val="2"/>
+                <w:sz w:val="21"/>
+                <w:szCs w:val="21"/>
+                <w:lang w:val="en-US" w:eastAsia="zh-CN" w:bidi="ar-SA"/>
+              </w:rPr>
+              <w:t xml:space="preserve">1  </w:t>
+            </w:r>
+            <w:r>
+              <w:rPr>
+                <w:rFonts w:hint="eastAsia" w:hAnsi="Arial"/>
+                <w:b/>
+                <w:sz w:val="24"/>
+              </w:rPr>
+              <w:t>生态毒性：</w:t>
+            </w:r>
+          </w:p>
+        </w:tc>
+        <w:tc>
+          <w:tcPr>
+            <w:tcW w:w="6277" w:type="dxa"/>
+            <w:tcBorders>
+              <w:top w:val="dotted" w:color="auto" w:sz="4" w:space="0"/>
+              <w:left w:val="dotted" w:color="auto" w:sz="4" w:space="0"/>
+              <w:bottom w:val="dotted" w:color="auto" w:sz="4" w:space="0"/>
+            </w:tcBorders>
+            <w:vAlign w:val="center"/>
+          </w:tcPr>
+          <w:p>
+            <w:pPr>
+              <w:keepNext w:val="0"/>
+              <w:keepLines w:val="0"/>
+              <w:pageBreakBefore w:val="0"/>
+              <w:widowControl w:val="0"/>
+              <w:numPr>
+                <w:ilvl w:val="0"/>
+                <w:numId w:val="0"/>
+              </w:numPr>
+              <w:tabs>
+                <w:tab w:val="left" w:pos="601"/>
+              </w:tabs>
+              <w:kinsoku/>
+              <w:wordWrap/>
+              <w:overflowPunct/>
+              <w:topLinePunct w:val="0"/>
+              <w:autoSpaceDE/>
+              <w:autoSpaceDN/>
+              <w:bidi w:val="0"/>
+              <w:adjustRightInd/>
+              <w:snapToGrid/>
+              <w:spacing w:line="300" w:lineRule="auto"/>
+              <w:jc w:val="left"/>
+              <w:textAlignment w:val="auto"/>
+              <w:rPr>
+                <w:rFonts w:hint="eastAsia"/>
+                <w:b w:val="0"/>
+                <w:bCs/>
+                <w:sz w:val="24"/>
+                <w:shd w:val="clear" w:color="auto" w:fill="auto"/>
+                <w:lang w:val="en-US" w:eastAsia="zh-CN"/>
+              </w:rPr>
+            </w:pPr>
+            <w:r>
+              <w:rPr>
+                <w:rFonts w:hint="eastAsia"/>
+                <w:b w:val="0"/>
+                <w:bCs/>
+                <w:sz w:val="24"/>
+                <w:shd w:val="clear" w:color="auto" w:fill="auto"/>
+                <w:lang w:val="en-US" w:eastAsia="zh-CN"/>
+              </w:rPr>
+              <w:t>对鱼类的毒性：</w:t>
+            </w:r>
+          </w:p>
+          <w:p>
+            <w:pPr>
+              <w:keepNext w:val="0"/>
+              <w:keepLines w:val="0"/>
+              <w:pageBreakBefore w:val="0"/>
+              <w:widowControl w:val="0"/>
+              <w:numPr>
+                <w:ilvl w:val="0"/>
+                <w:numId w:val="0"/>
+              </w:numPr>
+              <w:tabs>
+                <w:tab w:val="left" w:pos="601"/>
+              </w:tabs>
+              <w:kinsoku/>
+              <w:wordWrap/>
+              <w:overflowPunct/>
+              <w:topLinePunct w:val="0"/>
+              <w:autoSpaceDE/>
+              <w:autoSpaceDN/>
+              <w:bidi w:val="0"/>
+              <w:adjustRightInd/>
+              <w:snapToGrid/>
+              <w:spacing w:line="300" w:lineRule="auto"/>
+              <w:jc w:val="left"/>
+              <w:textAlignment w:val="auto"/>
+              <w:rPr>
+                <w:rFonts w:ascii="宋体" w:hAnsi="宋体" w:eastAsia="宋体" w:cs="宋体"/>
+                <w:sz w:val="24"/>
+                <w:szCs w:val="24"/>
+              </w:rPr>
+            </w:pPr>
+            <w:r>
+              <w:rPr>
+                <w:rFonts w:ascii="宋体" w:hAnsi="宋体" w:eastAsia="宋体" w:cs="宋体"/>
+                <w:sz w:val="24"/>
+                <w:szCs w:val="24"/>
+              </w:rPr>
+              <w:t>半数致死浓度（LC50）/96 h/ 蓝鳃太阳鱼：1,300 mg/L</w:t>
+            </w:r>
+          </w:p>
+          <w:p>
+            <w:pPr>
+              <w:keepNext w:val="0"/>
+              <w:keepLines w:val="0"/>
+              <w:pageBreakBefore w:val="0"/>
+              <w:widowControl w:val="0"/>
+              <w:numPr>
+                <w:ilvl w:val="0"/>
+                <w:numId w:val="0"/>
+              </w:numPr>
+              <w:tabs>
+                <w:tab w:val="left" w:pos="601"/>
+              </w:tabs>
+              <w:kinsoku/>
+              <w:wordWrap/>
+              <w:overflowPunct/>
+              <w:topLinePunct w:val="0"/>
+              <w:autoSpaceDE/>
+              <w:autoSpaceDN/>
+              <w:bidi w:val="0"/>
+              <w:adjustRightInd/>
+              <w:snapToGrid/>
+              <w:spacing w:line="300" w:lineRule="auto"/>
+              <w:jc w:val="left"/>
+              <w:textAlignment w:val="auto"/>
+              <w:rPr>
+                <w:rFonts w:hint="eastAsia"/>
+                <w:b w:val="0"/>
+                <w:bCs/>
+                <w:sz w:val="24"/>
+                <w:shd w:val="clear" w:color="auto" w:fill="auto"/>
+                <w:lang w:val="en-US" w:eastAsia="zh-CN"/>
+              </w:rPr>
+            </w:pPr>
+            <w:r>
+              <w:rPr>
+                <w:rFonts w:hint="eastAsia"/>
+                <w:b w:val="0"/>
+                <w:bCs/>
+                <w:sz w:val="24"/>
+                <w:shd w:val="clear" w:color="auto" w:fill="auto"/>
+                <w:lang w:val="en-US" w:eastAsia="zh-CN"/>
+              </w:rPr>
+              <w:t>其他：</w:t>
+            </w:r>
+          </w:p>
+          <w:p>
+            <w:pPr>
+              <w:keepNext w:val="0"/>
+              <w:keepLines w:val="0"/>
+              <w:pageBreakBefore w:val="0"/>
+              <w:widowControl w:val="0"/>
+              <w:numPr>
+                <w:ilvl w:val="0"/>
+                <w:numId w:val="0"/>
+              </w:numPr>
+              <w:tabs>
+                <w:tab w:val="left" w:pos="601"/>
+              </w:tabs>
+              <w:kinsoku/>
+              <w:wordWrap/>
+              <w:overflowPunct/>
+              <w:topLinePunct w:val="0"/>
+              <w:autoSpaceDE/>
+              <w:autoSpaceDN/>
+              <w:bidi w:val="0"/>
+              <w:adjustRightInd/>
+              <w:snapToGrid/>
+              <w:spacing w:line="300" w:lineRule="auto"/>
+              <w:jc w:val="left"/>
+              <w:textAlignment w:val="auto"/>
+              <w:rPr>
+                <w:rFonts w:hint="default" w:ascii="宋体" w:hAnsi="宋体" w:eastAsia="宋体" w:cs="宋体"/>
+                <w:sz w:val="24"/>
+                <w:szCs w:val="24"/>
+                <w:lang w:val="en-US" w:eastAsia="zh-CN"/>
+              </w:rPr>
+            </w:pPr>
+            <w:r>
+              <w:rPr>
+                <w:rFonts w:ascii="宋体" w:hAnsi="宋体" w:eastAsia="宋体" w:cs="宋体"/>
+                <w:sz w:val="24"/>
+                <w:szCs w:val="24"/>
+              </w:rPr>
+              <w:t>生物量半数有效浓度（EbC50）/96 h/ 绿藻：＞100 mg/L。 半数有效浓度（EC50）/48 h/ 大型溞：＞100 mg/L</w:t>
+            </w:r>
+          </w:p>
+        </w:tc>
+      </w:tr>
+      <w:tr>
+        <w:tblPrEx>
+          <w:tblBorders>
+            <w:top w:val="single" w:color="auto" w:sz="4" w:space="0"/>
+            <w:left w:val="single" w:color="auto" w:sz="4" w:space="0"/>
+            <w:bottom w:val="single" w:color="auto" w:sz="4" w:space="0"/>
+            <w:right w:val="single" w:color="auto" w:sz="4" w:space="0"/>
+            <w:insideH w:val="none" w:color="auto" w:sz="0" w:space="0"/>
+            <w:insideV w:val="none" w:color="auto" w:sz="0" w:space="0"/>
+          </w:tblBorders>
+          <w:tblCellMar>
+            <w:top w:w="0" w:type="dxa"/>
+            <w:left w:w="108" w:type="dxa"/>
+            <w:bottom w:w="0" w:type="dxa"/>
+            <w:right w:w="108" w:type="dxa"/>
+          </w:tblCellMar>
+        </w:tblPrEx>
+        <w:trPr>
+          <w:trHeight w:val="272" w:hRule="atLeast"/>
+        </w:trPr>
+        <w:tc>
+          <w:tcPr>
+            <w:tcW w:w="3504" w:type="dxa"/>
+            <w:tcBorders>
+              <w:top w:val="dotted" w:color="auto" w:sz="4" w:space="0"/>
+              <w:bottom w:val="dotted" w:color="auto" w:sz="4" w:space="0"/>
+              <w:right w:val="dotted" w:color="auto" w:sz="4" w:space="0"/>
+            </w:tcBorders>
+            <w:vAlign w:val="center"/>
+          </w:tcPr>
+          <w:p>
+            <w:pPr>
+              <w:keepNext w:val="0"/>
+              <w:keepLines w:val="0"/>
+              <w:pageBreakBefore w:val="0"/>
+              <w:widowControl w:val="0"/>
+              <w:numPr>
+                <w:ilvl w:val="1"/>
+                <w:numId w:val="0"/>
+              </w:numPr>
+              <w:tabs>
+                <w:tab w:val="left" w:pos="601"/>
+              </w:tabs>
+              <w:kinsoku/>
+              <w:wordWrap/>
+              <w:overflowPunct/>
+              <w:topLinePunct w:val="0"/>
+              <w:autoSpaceDE/>
+              <w:autoSpaceDN/>
+              <w:bidi w:val="0"/>
+              <w:adjustRightInd/>
+              <w:snapToGrid/>
+              <w:spacing w:line="300" w:lineRule="auto"/>
+              <w:ind w:left="597" w:leftChars="0" w:hanging="597" w:hangingChars="283"/>
+              <w:jc w:val="left"/>
+              <w:textAlignment w:val="auto"/>
+              <w:rPr>
+                <w:b/>
+                <w:sz w:val="24"/>
+              </w:rPr>
+            </w:pPr>
+            <w:r>
+              <w:rPr>
+                <w:rFonts w:hint="default" w:ascii="Times New Roman" w:hAnsi="Times New Roman" w:eastAsia="宋体" w:cs="Times New Roman"/>
+                <w:b/>
+                <w:kern w:val="2"/>
+                <w:sz w:val="21"/>
+                <w:szCs w:val="21"/>
+                <w:lang w:val="en-US" w:eastAsia="zh-CN" w:bidi="ar-SA"/>
+              </w:rPr>
+              <w:t>12.2</w:t>
+            </w:r>
+            <w:r>
+              <w:rPr>
+                <w:rFonts w:hint="eastAsia" w:cs="Times New Roman"/>
+                <w:b/>
+                <w:kern w:val="2"/>
+                <w:sz w:val="24"/>
+                <w:szCs w:val="24"/>
+                <w:lang w:val="en-US" w:eastAsia="zh-CN" w:bidi="ar-SA"/>
+              </w:rPr>
+              <w:t xml:space="preserve">  </w:t>
+            </w:r>
+            <w:r>
+              <w:rPr>
+                <w:rFonts w:hint="eastAsia" w:hAnsi="Arial"/>
+                <w:b/>
+                <w:sz w:val="24"/>
+              </w:rPr>
+              <w:t>持久性和降解性：</w:t>
+            </w:r>
+          </w:p>
+        </w:tc>
+        <w:tc>
+          <w:tcPr>
+            <w:tcW w:w="6277" w:type="dxa"/>
+            <w:tcBorders>
+              <w:top w:val="dotted" w:color="auto" w:sz="4" w:space="0"/>
+              <w:left w:val="dotted" w:color="auto" w:sz="4" w:space="0"/>
+              <w:bottom w:val="dotted" w:color="auto" w:sz="4" w:space="0"/>
+            </w:tcBorders>
+            <w:vAlign w:val="center"/>
+          </w:tcPr>
+          <w:p>
+            <w:pPr>
+              <w:keepNext w:val="0"/>
+              <w:keepLines w:val="0"/>
+              <w:pageBreakBefore w:val="0"/>
+              <w:widowControl w:val="0"/>
+              <w:kinsoku/>
+              <w:wordWrap/>
+              <w:overflowPunct/>
+              <w:topLinePunct w:val="0"/>
+              <w:autoSpaceDE/>
+              <w:autoSpaceDN/>
+              <w:bidi w:val="0"/>
+              <w:adjustRightInd/>
+              <w:snapToGrid/>
+              <w:spacing w:line="300" w:lineRule="auto"/>
+              <w:ind w:left="1"/>
+              <w:jc w:val="left"/>
+              <w:textAlignment w:val="auto"/>
+              <w:rPr>
+                <w:rFonts w:ascii="宋体" w:hAnsi="宋体" w:eastAsia="宋体" w:cs="宋体"/>
+                <w:sz w:val="24"/>
+                <w:szCs w:val="24"/>
+              </w:rPr>
+            </w:pPr>
+            <w:r>
+              <w:rPr>
+                <w:rFonts w:ascii="宋体" w:hAnsi="宋体" w:eastAsia="宋体" w:cs="宋体"/>
+                <w:sz w:val="24"/>
+                <w:szCs w:val="24"/>
+              </w:rPr>
+              <w:t>生物降解率：89%—93%，28 d</w:t>
+            </w:r>
+          </w:p>
+          <w:p>
+            <w:pPr>
+              <w:keepNext w:val="0"/>
+              <w:keepLines w:val="0"/>
+              <w:pageBreakBefore w:val="0"/>
+              <w:widowControl w:val="0"/>
+              <w:kinsoku/>
+              <w:wordWrap/>
+              <w:overflowPunct/>
+              <w:topLinePunct w:val="0"/>
+              <w:autoSpaceDE/>
+              <w:autoSpaceDN/>
+              <w:bidi w:val="0"/>
+              <w:adjustRightInd/>
+              <w:snapToGrid/>
+              <w:spacing w:line="300" w:lineRule="auto"/>
+              <w:ind w:left="1"/>
+              <w:jc w:val="left"/>
+              <w:textAlignment w:val="auto"/>
+              <w:rPr>
+                <w:rFonts w:hint="eastAsia" w:ascii="宋体" w:hAnsi="宋体" w:eastAsia="宋体" w:cs="宋体"/>
+                <w:sz w:val="24"/>
+                <w:szCs w:val="24"/>
+                <w:lang w:val="en-US" w:eastAsia="zh-CN"/>
+              </w:rPr>
+            </w:pPr>
+            <w:r>
+              <w:rPr>
+                <w:rFonts w:ascii="宋体" w:hAnsi="宋体" w:eastAsia="宋体" w:cs="宋体"/>
+                <w:sz w:val="24"/>
+                <w:szCs w:val="24"/>
+              </w:rPr>
+              <w:t>试验方法：OECD 301C或等效方法</w:t>
+            </w:r>
+            <w:r>
+              <w:rPr>
+                <w:rFonts w:hint="eastAsia" w:ascii="宋体" w:hAnsi="宋体" w:cs="宋体"/>
+                <w:sz w:val="24"/>
+                <w:szCs w:val="24"/>
+                <w:lang w:eastAsia="zh-CN"/>
+              </w:rPr>
+              <w:t>。</w:t>
+            </w:r>
+          </w:p>
+        </w:tc>
+      </w:tr>
+      <w:tr>
+        <w:tblPrEx>
+          <w:tblBorders>
+            <w:top w:val="single" w:color="auto" w:sz="4" w:space="0"/>
+            <w:left w:val="single" w:color="auto" w:sz="4" w:space="0"/>
+            <w:bottom w:val="single" w:color="auto" w:sz="4" w:space="0"/>
+            <w:right w:val="single" w:color="auto" w:sz="4" w:space="0"/>
+            <w:insideH w:val="none" w:color="auto" w:sz="0" w:space="0"/>
+            <w:insideV w:val="none" w:color="auto" w:sz="0" w:space="0"/>
+          </w:tblBorders>
+          <w:tblCellMar>
+            <w:top w:w="0" w:type="dxa"/>
+            <w:left w:w="108" w:type="dxa"/>
+            <w:bottom w:w="0" w:type="dxa"/>
+            <w:right w:w="108" w:type="dxa"/>
+          </w:tblCellMar>
+        </w:tblPrEx>
+        <w:trPr>
+          <w:trHeight w:val="272" w:hRule="atLeast"/>
+        </w:trPr>
+        <w:tc>
+          <w:tcPr>
+            <w:tcW w:w="3504" w:type="dxa"/>
+            <w:tcBorders>
+              <w:top w:val="dotted" w:color="auto" w:sz="4" w:space="0"/>
+              <w:bottom w:val="single" w:color="auto" w:sz="4" w:space="0"/>
+              <w:right w:val="dotted" w:color="auto" w:sz="4" w:space="0"/>
+            </w:tcBorders>
+            <w:vAlign w:val="center"/>
+          </w:tcPr>
+          <w:p>
+            <w:pPr>
+              <w:keepNext w:val="0"/>
+              <w:keepLines w:val="0"/>
+              <w:pageBreakBefore w:val="0"/>
+              <w:widowControl w:val="0"/>
+              <w:numPr>
+                <w:ilvl w:val="1"/>
+                <w:numId w:val="0"/>
+              </w:numPr>
+              <w:tabs>
+                <w:tab w:val="left" w:pos="601"/>
+              </w:tabs>
+              <w:kinsoku/>
+              <w:wordWrap/>
+              <w:overflowPunct/>
+              <w:topLinePunct w:val="0"/>
+              <w:autoSpaceDE/>
+              <w:autoSpaceDN/>
+              <w:bidi w:val="0"/>
+              <w:adjustRightInd/>
+              <w:snapToGrid/>
+              <w:spacing w:line="300" w:lineRule="auto"/>
+              <w:ind w:left="597" w:leftChars="0" w:hanging="597" w:hangingChars="283"/>
+              <w:jc w:val="left"/>
+              <w:textAlignment w:val="auto"/>
+              <w:rPr>
+                <w:b/>
+                <w:sz w:val="24"/>
+              </w:rPr>
+            </w:pPr>
+            <w:r>
+              <w:rPr>
+                <w:rFonts w:hint="default" w:ascii="Times New Roman" w:hAnsi="Times New Roman" w:eastAsia="宋体" w:cs="Times New Roman"/>
+                <w:b/>
+                <w:kern w:val="2"/>
+                <w:sz w:val="21"/>
+                <w:szCs w:val="21"/>
+                <w:lang w:val="en-US" w:eastAsia="zh-CN" w:bidi="ar-SA"/>
+              </w:rPr>
+              <w:t>12.3</w:t>
+            </w:r>
+            <w:r>
+              <w:rPr>
+                <w:rFonts w:hint="eastAsia" w:cs="Times New Roman"/>
+                <w:b/>
+                <w:kern w:val="2"/>
+                <w:sz w:val="21"/>
+                <w:szCs w:val="21"/>
+                <w:lang w:val="en-US" w:eastAsia="zh-CN" w:bidi="ar-SA"/>
+              </w:rPr>
+              <w:t xml:space="preserve">  </w:t>
+            </w:r>
+            <w:r>
+              <w:rPr>
+                <w:rFonts w:hint="eastAsia" w:hAnsi="Arial"/>
+                <w:b/>
+                <w:sz w:val="24"/>
+              </w:rPr>
+              <w:t>其他</w:t>
+            </w:r>
+            <w:r>
+              <w:rPr>
+                <w:rFonts w:hint="eastAsia" w:hAnsi="Arial"/>
+                <w:b/>
+                <w:sz w:val="24"/>
+                <w:lang w:val="en-US" w:eastAsia="zh-CN"/>
+              </w:rPr>
+              <w:t>不利的影响</w:t>
+            </w:r>
+            <w:r>
+              <w:rPr>
+                <w:rFonts w:hint="eastAsia" w:hAnsi="Arial"/>
+                <w:b/>
+                <w:sz w:val="24"/>
+              </w:rPr>
+              <w:t>：</w:t>
+            </w:r>
+          </w:p>
+        </w:tc>
+        <w:tc>
+          <w:tcPr>
+            <w:tcW w:w="6277" w:type="dxa"/>
+            <w:tcBorders>
+              <w:top w:val="dotted" w:color="auto" w:sz="4" w:space="0"/>
+              <w:left w:val="dotted" w:color="auto" w:sz="4" w:space="0"/>
+              <w:bottom w:val="single" w:color="auto" w:sz="4" w:space="0"/>
+            </w:tcBorders>
+          </w:tcPr>
+          <w:p>
+            <w:pPr>
+              <w:keepNext w:val="0"/>
+              <w:keepLines w:val="0"/>
+              <w:pageBreakBefore w:val="0"/>
+              <w:widowControl w:val="0"/>
+              <w:kinsoku/>
+              <w:wordWrap/>
+              <w:overflowPunct/>
+              <w:topLinePunct w:val="0"/>
+              <w:autoSpaceDE/>
+              <w:autoSpaceDN/>
+              <w:bidi w:val="0"/>
+              <w:adjustRightInd/>
+              <w:snapToGrid/>
+              <w:spacing w:line="300" w:lineRule="auto"/>
+              <w:ind w:left="1"/>
+              <w:jc w:val="left"/>
+              <w:textAlignment w:val="auto"/>
+              <w:rPr>
+                <w:sz w:val="24"/>
+              </w:rPr>
+            </w:pPr>
+            <w:r>
+              <w:rPr>
+                <w:rFonts w:hint="eastAsia" w:hAnsi="Arial"/>
+                <w:sz w:val="24"/>
+                <w:lang w:val="en-US" w:eastAsia="zh-CN"/>
+              </w:rPr>
+              <w:t>无数据资料。</w:t>
+            </w:r>
+          </w:p>
+        </w:tc>
+      </w:tr>
+    </w:tbl>
+    <w:p>
+      <w:pPr>
+        <w:spacing w:line="300" w:lineRule="auto"/>
+        <w:ind w:right="480"/>
+        <w:rPr>
+          <w:sz w:val="24"/>
+        </w:rPr>
+      </w:pPr>
+    </w:p>
+    <w:tbl>
+      <w:tblPr>
+        <w:tblStyle w:val="4"/>
+        <w:tblW w:w="9781" w:type="dxa"/>
+        <w:tblInd w:w="108" w:type="dxa"/>
+        <w:tblBorders>
+          <w:top w:val="single" w:color="auto" w:sz="4" w:space="0"/>
+          <w:left w:val="single" w:color="auto" w:sz="4" w:space="0"/>
+          <w:bottom w:val="single" w:color="auto" w:sz="4" w:space="0"/>
+          <w:right w:val="single" w:color="auto" w:sz="4" w:space="0"/>
+          <w:insideH w:val="none" w:color="auto" w:sz="0" w:space="0"/>
+          <w:insideV w:val="none" w:color="auto" w:sz="0" w:space="0"/>
+        </w:tblBorders>
+        <w:tblLayout w:type="fixed"/>
+        <w:tblCellMar>
+          <w:top w:w="0" w:type="dxa"/>
+          <w:left w:w="108" w:type="dxa"/>
+          <w:bottom w:w="0" w:type="dxa"/>
+          <w:right w:w="108" w:type="dxa"/>
+        </w:tblCellMar>
+      </w:tblPr>
+      <w:tblGrid>
+        <w:gridCol w:w="3504"/>
+        <w:gridCol w:w="6277"/>
+      </w:tblGrid>
+      <w:tr>
+        <w:tblPrEx>
+          <w:tblBorders>
+            <w:top w:val="single" w:color="auto" w:sz="4" w:space="0"/>
+            <w:left w:val="single" w:color="auto" w:sz="4" w:space="0"/>
+            <w:bottom w:val="single" w:color="auto" w:sz="4" w:space="0"/>
+            <w:right w:val="single" w:color="auto" w:sz="4" w:space="0"/>
+            <w:insideH w:val="none" w:color="auto" w:sz="0" w:space="0"/>
+            <w:insideV w:val="none" w:color="auto" w:sz="0" w:space="0"/>
+          </w:tblBorders>
+        </w:tblPrEx>
+        <w:trPr>
+          <w:tblHeader/>
+        </w:trPr>
+        <w:tc>
+          <w:tcPr>
+            <w:tcW w:w="9781" w:type="dxa"/>
+            <w:gridSpan w:val="2"/>
+            <w:tcBorders>
+              <w:top w:val="single" w:color="auto" w:sz="4" w:space="0"/>
+              <w:bottom w:val="single" w:color="auto" w:sz="4" w:space="0"/>
+            </w:tcBorders>
+            <w:shd w:val="clear" w:color="auto" w:fill="D9D9D9"/>
+          </w:tcPr>
+          <w:p>
+            <w:pPr>
+              <w:keepNext/>
+              <w:spacing w:line="300" w:lineRule="auto"/>
+              <w:ind w:right="480"/>
+              <w:rPr>
+                <w:b/>
+                <w:sz w:val="24"/>
+              </w:rPr>
+            </w:pPr>
+            <w:r>
+              <w:rPr>
+                <w:b/>
+                <w:sz w:val="24"/>
+              </w:rPr>
               <w:t xml:space="preserve">13. </w:t>
             </w:r>
             <w:r>
@@ -16592,7 +16620,7 @@
             <w:gridSpan w:val="2"/>
             <w:tcBorders>
               <w:top w:val="single" w:color="auto" w:sz="4" w:space="0"/>
-              <w:bottom w:val="single" w:color="auto" w:sz="4" w:space="0"/>
+              <w:bottom w:val="dotted" w:color="auto" w:sz="4" w:space="0"/>
             </w:tcBorders>
             <w:shd w:val="clear" w:color="auto" w:fill="D9D9D9"/>
           </w:tcPr>
@@ -16648,7 +16676,7 @@
           <w:tcPr>
             <w:tcW w:w="3504" w:type="dxa"/>
             <w:tcBorders>
-              <w:top w:val="single" w:color="auto" w:sz="4" w:space="0"/>
+              <w:top w:val="dotted" w:color="auto" w:sz="4" w:space="0"/>
               <w:bottom w:val="dotted" w:color="auto" w:sz="4" w:space="0"/>
               <w:right w:val="dotted" w:color="auto" w:sz="4" w:space="0"/>
             </w:tcBorders>
@@ -16721,7 +16749,7 @@
           <w:tcPr>
             <w:tcW w:w="6277" w:type="dxa"/>
             <w:tcBorders>
-              <w:top w:val="single" w:color="auto" w:sz="4" w:space="0"/>
+              <w:top w:val="dotted" w:color="auto" w:sz="4" w:space="0"/>
               <w:left w:val="dotted" w:color="auto" w:sz="4" w:space="0"/>
               <w:bottom w:val="dotted" w:color="auto" w:sz="4" w:space="0"/>
             </w:tcBorders>
@@ -17327,6 +17355,12 @@
             <w:insideH w:val="none" w:color="auto" w:sz="0" w:space="0"/>
             <w:insideV w:val="none" w:color="auto" w:sz="0" w:space="0"/>
           </w:tblBorders>
+          <w:tblCellMar>
+            <w:top w:w="0" w:type="dxa"/>
+            <w:left w:w="108" w:type="dxa"/>
+            <w:bottom w:w="0" w:type="dxa"/>
+            <w:right w:w="108" w:type="dxa"/>
+          </w:tblCellMar>
         </w:tblPrEx>
         <w:trPr>
           <w:tblHeader/>
@@ -17379,6 +17413,12 @@
             <w:insideH w:val="none" w:color="auto" w:sz="0" w:space="0"/>
             <w:insideV w:val="none" w:color="auto" w:sz="0" w:space="0"/>
           </w:tblBorders>
+          <w:tblCellMar>
+            <w:top w:w="0" w:type="dxa"/>
+            <w:left w:w="108" w:type="dxa"/>
+            <w:bottom w:w="0" w:type="dxa"/>
+            <w:right w:w="108" w:type="dxa"/>
+          </w:tblCellMar>
         </w:tblPrEx>
         <w:trPr>
           <w:trHeight w:val="240" w:hRule="atLeast"/>
@@ -17417,6 +17457,7 @@
                 <w:sz w:val="24"/>
               </w:rPr>
             </w:pPr>
+            <w:bookmarkStart w:id="0" w:name="_GoBack" w:colFirst="0" w:colLast="0"/>
             <w:r>
               <w:rPr>
                 <w:rFonts w:hint="eastAsia" w:cs="Arial"/>
@@ -17944,6 +17985,7 @@
           </w:p>
         </w:tc>
       </w:tr>
+      <w:bookmarkEnd w:id="0"/>
     </w:tbl>
     <w:p>
       <w:pPr>
